--- a/Day3Task.docx
+++ b/Day3Task.docx
@@ -32,52 +32,77 @@
           <w:szCs w:val="28"/>
           <w:u w:val="single"/>
         </w:rPr>
-        <w:t>Question: What is the difference between int.Parse and Convert.ToInt32 when handling null inputs?</w:t>
-      </w:r>
-    </w:p>
-    <w:p>
-      <w:pPr>
-        <w:pStyle w:val="NoSpacing"/>
-        <w:rPr>
-          <w:sz w:val="28"/>
-          <w:szCs w:val="28"/>
-        </w:rPr>
-      </w:pPr>
-      <w:r>
-        <w:rPr>
-          <w:sz w:val="28"/>
-          <w:szCs w:val="28"/>
-        </w:rPr>
-        <w:tab/>
-      </w:r>
-      <w:r>
-        <w:rPr>
-          <w:sz w:val="28"/>
-          <w:szCs w:val="28"/>
-        </w:rPr>
-        <w:t>int.Parse throws an ArgumentNullException if the input is null.</w:t>
-      </w:r>
-    </w:p>
-    <w:p>
-      <w:pPr>
-        <w:pStyle w:val="NoSpacing"/>
-        <w:rPr>
-          <w:sz w:val="28"/>
-          <w:szCs w:val="28"/>
-        </w:rPr>
-      </w:pPr>
-      <w:r>
-        <w:rPr>
-          <w:sz w:val="28"/>
-          <w:szCs w:val="28"/>
-        </w:rPr>
-        <w:tab/>
-      </w:r>
-      <w:r>
-        <w:rPr>
-          <w:sz w:val="28"/>
-          <w:szCs w:val="28"/>
-        </w:rPr>
+        <w:t xml:space="preserve">Question: What is the difference between </w:t>
+      </w:r>
+      <w:proofErr w:type="gramStart"/>
+      <w:r>
+        <w:rPr>
+          <w:b/>
+          <w:bCs/>
+          <w:sz w:val="28"/>
+          <w:szCs w:val="28"/>
+          <w:u w:val="single"/>
+        </w:rPr>
+        <w:t>int.Parse</w:t>
+      </w:r>
+      <w:proofErr w:type="gramEnd"/>
+      <w:r>
+        <w:rPr>
+          <w:b/>
+          <w:bCs/>
+          <w:sz w:val="28"/>
+          <w:szCs w:val="28"/>
+          <w:u w:val="single"/>
+        </w:rPr>
+        <w:t xml:space="preserve"> and Convert.ToInt32 when handling null inputs?</w:t>
+      </w:r>
+    </w:p>
+    <w:p>
+      <w:pPr>
+        <w:pStyle w:val="NoSpacing"/>
+        <w:rPr>
+          <w:sz w:val="28"/>
+          <w:szCs w:val="28"/>
+        </w:rPr>
+      </w:pPr>
+      <w:r>
+        <w:rPr>
+          <w:sz w:val="28"/>
+          <w:szCs w:val="28"/>
+        </w:rPr>
+        <w:tab/>
+      </w:r>
+      <w:proofErr w:type="gramStart"/>
+      <w:r>
+        <w:rPr>
+          <w:sz w:val="28"/>
+          <w:szCs w:val="28"/>
+        </w:rPr>
+        <w:t>int.Parse</w:t>
+      </w:r>
+      <w:proofErr w:type="gramEnd"/>
+      <w:r>
+        <w:rPr>
+          <w:sz w:val="28"/>
+          <w:szCs w:val="28"/>
+        </w:rPr>
+        <w:t xml:space="preserve"> throws an ArgumentNullException if the input is null.</w:t>
+      </w:r>
+    </w:p>
+    <w:p>
+      <w:pPr>
+        <w:pStyle w:val="NoSpacing"/>
+        <w:rPr>
+          <w:sz w:val="28"/>
+          <w:szCs w:val="28"/>
+        </w:rPr>
+      </w:pPr>
+      <w:r>
+        <w:rPr>
+          <w:sz w:val="28"/>
+          <w:szCs w:val="28"/>
+        </w:rPr>
+        <w:tab/>
         <w:t>Convert.ToInt32 returns 0 when the input is null</w:t>
       </w:r>
       <w:r>
@@ -242,39 +267,77 @@
           <w:szCs w:val="28"/>
           <w:u w:val="single"/>
         </w:rPr>
-        <w:t>Question: Explain the real purpose of the GetHashCode() method.</w:t>
-      </w:r>
-    </w:p>
-    <w:p>
-      <w:pPr>
-        <w:pStyle w:val="NoSpacing"/>
-        <w:rPr>
-          <w:sz w:val="28"/>
-          <w:szCs w:val="28"/>
-        </w:rPr>
-      </w:pPr>
-    </w:p>
-    <w:p>
-      <w:pPr>
-        <w:pStyle w:val="NoSpacing"/>
-        <w:rPr>
-          <w:sz w:val="28"/>
-          <w:szCs w:val="28"/>
-        </w:rPr>
-      </w:pPr>
-      <w:r>
-        <w:rPr>
-          <w:sz w:val="28"/>
-          <w:szCs w:val="28"/>
-        </w:rPr>
-        <w:tab/>
-      </w:r>
-      <w:r>
-        <w:rPr>
-          <w:sz w:val="28"/>
-          <w:szCs w:val="28"/>
-        </w:rPr>
-        <w:t xml:space="preserve">The GetHashCode() method generates a numerical value representing an object's </w:t>
+        <w:t xml:space="preserve">Question: Explain the real purpose of the </w:t>
+      </w:r>
+      <w:proofErr w:type="gramStart"/>
+      <w:r>
+        <w:rPr>
+          <w:b/>
+          <w:bCs/>
+          <w:sz w:val="28"/>
+          <w:szCs w:val="28"/>
+          <w:u w:val="single"/>
+        </w:rPr>
+        <w:t>GetHashCode(</w:t>
+      </w:r>
+      <w:proofErr w:type="gramEnd"/>
+      <w:r>
+        <w:rPr>
+          <w:b/>
+          <w:bCs/>
+          <w:sz w:val="28"/>
+          <w:szCs w:val="28"/>
+          <w:u w:val="single"/>
+        </w:rPr>
+        <w:t>) method.</w:t>
+      </w:r>
+    </w:p>
+    <w:p>
+      <w:pPr>
+        <w:pStyle w:val="NoSpacing"/>
+        <w:rPr>
+          <w:sz w:val="28"/>
+          <w:szCs w:val="28"/>
+        </w:rPr>
+      </w:pPr>
+    </w:p>
+    <w:p>
+      <w:pPr>
+        <w:pStyle w:val="NoSpacing"/>
+        <w:rPr>
+          <w:sz w:val="28"/>
+          <w:szCs w:val="28"/>
+        </w:rPr>
+      </w:pPr>
+      <w:r>
+        <w:rPr>
+          <w:sz w:val="28"/>
+          <w:szCs w:val="28"/>
+        </w:rPr>
+        <w:tab/>
+      </w:r>
+      <w:r>
+        <w:rPr>
+          <w:sz w:val="28"/>
+          <w:szCs w:val="28"/>
+        </w:rPr>
+        <w:t xml:space="preserve">The </w:t>
+      </w:r>
+      <w:proofErr w:type="gramStart"/>
+      <w:r>
+        <w:rPr>
+          <w:sz w:val="28"/>
+          <w:szCs w:val="28"/>
+        </w:rPr>
+        <w:t>GetHashCode(</w:t>
+      </w:r>
+      <w:proofErr w:type="gramEnd"/>
+      <w:r>
+        <w:rPr>
+          <w:sz w:val="28"/>
+          <w:szCs w:val="28"/>
+        </w:rPr>
+        <w:t xml:space="preserve">) method generates a numerical value representing an object's </w:t>
       </w:r>
       <w:r>
         <w:rPr>
@@ -473,8 +536,20 @@
           <w:szCs w:val="28"/>
           <w:u w:val="single"/>
         </w:rPr>
-        <w:t>Question: Why string is immutable in C# ?</w:t>
-      </w:r>
+        <w:t xml:space="preserve">Question: Why string is immutable in </w:t>
+      </w:r>
+      <w:proofErr w:type="gramStart"/>
+      <w:r>
+        <w:rPr>
+          <w:b/>
+          <w:bCs/>
+          <w:sz w:val="28"/>
+          <w:szCs w:val="28"/>
+          <w:u w:val="single"/>
+        </w:rPr>
+        <w:t>C# ?</w:t>
+      </w:r>
+      <w:proofErr w:type="gramEnd"/>
     </w:p>
     <w:p>
       <w:pPr>
@@ -937,6 +1012,13 @@
           <w:szCs w:val="28"/>
         </w:rPr>
         <w:tab/>
+      </w:r>
+      <w:proofErr w:type="gramStart"/>
+      <w:r>
+        <w:rPr>
+          <w:sz w:val="28"/>
+          <w:szCs w:val="28"/>
+        </w:rPr>
         <w:t>I</w:t>
       </w:r>
       <w:r>
@@ -944,7 +1026,15 @@
           <w:sz w:val="28"/>
           <w:szCs w:val="28"/>
         </w:rPr>
-        <w:t xml:space="preserve">t offers a flexible and readable way to insert variable values into a string. It allows </w:t>
+        <w:t>t</w:t>
+      </w:r>
+      <w:proofErr w:type="gramEnd"/>
+      <w:r>
+        <w:rPr>
+          <w:sz w:val="28"/>
+          <w:szCs w:val="28"/>
+        </w:rPr>
+        <w:t xml:space="preserve"> offers a flexible and readable way to insert variable values into a string. It allows </w:t>
       </w:r>
       <w:r>
         <w:rPr>
@@ -1030,6 +1120,7 @@
         <w:rPr>
           <w:sz w:val="28"/>
           <w:szCs w:val="28"/>
+          <w:rtl/>
         </w:rPr>
       </w:pPr>
       <w:r>
@@ -1073,6 +1164,318 @@
           <w:szCs w:val="28"/>
         </w:rPr>
         <w:t>made, as is the case with immutable strings.</w:t>
+      </w:r>
+    </w:p>
+    <w:p>
+      <w:pPr>
+        <w:pStyle w:val="NoSpacing"/>
+        <w:rPr>
+          <w:sz w:val="28"/>
+          <w:szCs w:val="28"/>
+          <w:rtl/>
+        </w:rPr>
+      </w:pPr>
+    </w:p>
+    <w:p>
+      <w:pPr>
+        <w:pStyle w:val="NoSpacing"/>
+        <w:rPr>
+          <w:b/>
+          <w:bCs/>
+          <w:sz w:val="28"/>
+          <w:szCs w:val="28"/>
+          <w:u w:val="single"/>
+        </w:rPr>
+      </w:pPr>
+      <w:r>
+        <w:rPr>
+          <w:b/>
+          <w:bCs/>
+          <w:sz w:val="28"/>
+          <w:szCs w:val="28"/>
+        </w:rPr>
+        <w:t>2</w:t>
+      </w:r>
+      <w:r>
+        <w:rPr>
+          <w:b/>
+          <w:bCs/>
+          <w:sz w:val="28"/>
+          <w:szCs w:val="28"/>
+        </w:rPr>
+        <w:t xml:space="preserve"> </w:t>
+      </w:r>
+      <w:r>
+        <w:rPr>
+          <w:b/>
+          <w:bCs/>
+          <w:sz w:val="28"/>
+          <w:szCs w:val="28"/>
+        </w:rPr>
+        <w:t>-</w:t>
+      </w:r>
+      <w:r>
+        <w:rPr>
+          <w:b/>
+          <w:bCs/>
+          <w:sz w:val="28"/>
+          <w:szCs w:val="28"/>
+        </w:rPr>
+        <w:t xml:space="preserve"> </w:t>
+      </w:r>
+      <w:r>
+        <w:rPr>
+          <w:b/>
+          <w:bCs/>
+          <w:sz w:val="28"/>
+          <w:szCs w:val="28"/>
+          <w:u w:val="single"/>
+        </w:rPr>
+        <w:t xml:space="preserve">What’s Enum data type, when is it used? And name three common </w:t>
+      </w:r>
+      <w:proofErr w:type="spellStart"/>
+      <w:r>
+        <w:rPr>
+          <w:b/>
+          <w:bCs/>
+          <w:sz w:val="28"/>
+          <w:szCs w:val="28"/>
+          <w:u w:val="single"/>
+        </w:rPr>
+        <w:t>built_in</w:t>
+      </w:r>
+      <w:proofErr w:type="spellEnd"/>
+      <w:r>
+        <w:rPr>
+          <w:b/>
+          <w:bCs/>
+          <w:sz w:val="28"/>
+          <w:szCs w:val="28"/>
+          <w:u w:val="single"/>
+        </w:rPr>
+        <w:t xml:space="preserve"> </w:t>
+      </w:r>
+      <w:proofErr w:type="spellStart"/>
+      <w:r>
+        <w:rPr>
+          <w:b/>
+          <w:bCs/>
+          <w:sz w:val="28"/>
+          <w:szCs w:val="28"/>
+          <w:u w:val="single"/>
+        </w:rPr>
+        <w:t>enums</w:t>
+      </w:r>
+      <w:proofErr w:type="spellEnd"/>
+      <w:r>
+        <w:rPr>
+          <w:b/>
+          <w:bCs/>
+          <w:sz w:val="28"/>
+          <w:szCs w:val="28"/>
+          <w:u w:val="single"/>
+        </w:rPr>
+        <w:t xml:space="preserve"> used frequently?</w:t>
+      </w:r>
+    </w:p>
+    <w:p>
+      <w:pPr>
+        <w:pStyle w:val="NoSpacing"/>
+        <w:rPr>
+          <w:sz w:val="28"/>
+          <w:szCs w:val="28"/>
+        </w:rPr>
+      </w:pPr>
+    </w:p>
+    <w:p>
+      <w:pPr>
+        <w:pStyle w:val="NoSpacing"/>
+        <w:rPr>
+          <w:sz w:val="28"/>
+          <w:szCs w:val="28"/>
+        </w:rPr>
+      </w:pPr>
+      <w:r>
+        <w:rPr>
+          <w:sz w:val="28"/>
+          <w:szCs w:val="28"/>
+        </w:rPr>
+        <w:t>Enum is a special data type in C# that defines a set of named constants. It is used when you want to represent a fixed set of related values (such as days of the week, months, or status codes) in a type-safe manner.</w:t>
+      </w:r>
+    </w:p>
+    <w:p>
+      <w:pPr>
+        <w:pStyle w:val="NoSpacing"/>
+        <w:rPr>
+          <w:sz w:val="28"/>
+          <w:szCs w:val="28"/>
+        </w:rPr>
+      </w:pPr>
+      <w:r>
+        <w:rPr>
+          <w:sz w:val="28"/>
+          <w:szCs w:val="28"/>
+        </w:rPr>
+        <w:t>Three Common Built-in Enums:</w:t>
+      </w:r>
+    </w:p>
+    <w:p>
+      <w:pPr>
+        <w:pStyle w:val="NoSpacing"/>
+        <w:rPr>
+          <w:sz w:val="28"/>
+          <w:szCs w:val="28"/>
+        </w:rPr>
+      </w:pPr>
+      <w:proofErr w:type="spellStart"/>
+      <w:r>
+        <w:rPr>
+          <w:sz w:val="28"/>
+          <w:szCs w:val="28"/>
+        </w:rPr>
+        <w:t>ConsoleColor</w:t>
+      </w:r>
+      <w:proofErr w:type="spellEnd"/>
+      <w:r>
+        <w:rPr>
+          <w:sz w:val="28"/>
+          <w:szCs w:val="28"/>
+        </w:rPr>
+        <w:t xml:space="preserve"> – Used to define colors for the console text or background.</w:t>
+      </w:r>
+    </w:p>
+    <w:p>
+      <w:pPr>
+        <w:pStyle w:val="NoSpacing"/>
+        <w:rPr>
+          <w:sz w:val="28"/>
+          <w:szCs w:val="28"/>
+        </w:rPr>
+      </w:pPr>
+      <w:proofErr w:type="spellStart"/>
+      <w:r>
+        <w:rPr>
+          <w:sz w:val="28"/>
+          <w:szCs w:val="28"/>
+        </w:rPr>
+        <w:t>DayOfWeek</w:t>
+      </w:r>
+      <w:proofErr w:type="spellEnd"/>
+      <w:r>
+        <w:rPr>
+          <w:sz w:val="28"/>
+          <w:szCs w:val="28"/>
+        </w:rPr>
+        <w:t xml:space="preserve"> – Represents the days of the week (Sunday, Monday, etc.).</w:t>
+      </w:r>
+    </w:p>
+    <w:p>
+      <w:pPr>
+        <w:pStyle w:val="NoSpacing"/>
+        <w:rPr>
+          <w:sz w:val="28"/>
+          <w:szCs w:val="28"/>
+        </w:rPr>
+      </w:pPr>
+      <w:proofErr w:type="spellStart"/>
+      <w:r>
+        <w:rPr>
+          <w:sz w:val="28"/>
+          <w:szCs w:val="28"/>
+        </w:rPr>
+        <w:t>FileAttributes</w:t>
+      </w:r>
+      <w:proofErr w:type="spellEnd"/>
+      <w:r>
+        <w:rPr>
+          <w:sz w:val="28"/>
+          <w:szCs w:val="28"/>
+        </w:rPr>
+        <w:t xml:space="preserve"> – Represents attributes of a file (</w:t>
+      </w:r>
+      <w:proofErr w:type="spellStart"/>
+      <w:r>
+        <w:rPr>
+          <w:sz w:val="28"/>
+          <w:szCs w:val="28"/>
+        </w:rPr>
+        <w:t>ReadOnly</w:t>
+      </w:r>
+      <w:proofErr w:type="spellEnd"/>
+      <w:r>
+        <w:rPr>
+          <w:sz w:val="28"/>
+          <w:szCs w:val="28"/>
+        </w:rPr>
+        <w:t>, Hidden, System, etc.).</w:t>
+      </w:r>
+    </w:p>
+    <w:p>
+      <w:pPr>
+        <w:pStyle w:val="NoSpacing"/>
+        <w:rPr>
+          <w:sz w:val="28"/>
+          <w:szCs w:val="28"/>
+        </w:rPr>
+      </w:pPr>
+    </w:p>
+    <w:p>
+      <w:pPr>
+        <w:pStyle w:val="NoSpacing"/>
+        <w:rPr>
+          <w:b/>
+          <w:bCs/>
+          <w:sz w:val="28"/>
+          <w:szCs w:val="28"/>
+          <w:u w:val="single"/>
+        </w:rPr>
+      </w:pPr>
+      <w:r>
+        <w:rPr>
+          <w:b/>
+          <w:bCs/>
+          <w:sz w:val="28"/>
+          <w:szCs w:val="28"/>
+        </w:rPr>
+        <w:t xml:space="preserve">3- </w:t>
+      </w:r>
+      <w:r>
+        <w:rPr>
+          <w:b/>
+          <w:bCs/>
+          <w:sz w:val="28"/>
+          <w:szCs w:val="28"/>
+          <w:u w:val="single"/>
+        </w:rPr>
+        <w:t>what are scenarios to use string Vs StringBuilder?</w:t>
+      </w:r>
+    </w:p>
+    <w:p>
+      <w:pPr>
+        <w:pStyle w:val="NoSpacing"/>
+        <w:rPr>
+          <w:b/>
+          <w:bCs/>
+          <w:sz w:val="28"/>
+          <w:szCs w:val="28"/>
+          <w:u w:val="single"/>
+        </w:rPr>
+      </w:pPr>
+    </w:p>
+    <w:p>
+      <w:pPr>
+        <w:pStyle w:val="NoSpacing"/>
+        <w:rPr>
+          <w:sz w:val="28"/>
+          <w:szCs w:val="28"/>
+        </w:rPr>
+      </w:pPr>
+      <w:r>
+        <w:rPr>
+          <w:sz w:val="28"/>
+          <w:szCs w:val="28"/>
+        </w:rPr>
+        <w:t>Use string when dealing with simple, immutable text or when the string doesn't change often. It’s efficient for small-scale string operations. Use StringBuilder when you need to modify a string frequently, such as in loops or large-scale string manipulations, to avoid memory overhead and improve performance. StringBuilder is optimized for performance in scenarios with many string changes.</w:t>
       </w:r>
     </w:p>
     <w:sectPr>
@@ -1089,6 +1492,279 @@
     </w:sectPr>
   </w:body>
 </w:document>
+</file>
+
+<file path=word/numbering.xml><?xml version="1.0" encoding="utf-8"?>
+<w:numbering xmlns:wpc="http://schemas.microsoft.com/office/word/2010/wordprocessingCanvas" xmlns:cx="http://schemas.microsoft.com/office/drawing/2014/chartex" xmlns:cx1="http://schemas.microsoft.com/office/drawing/2015/9/8/chartex" xmlns:cx2="http://schemas.microsoft.com/office/drawing/2015/10/21/chartex" xmlns:cx3="http://schemas.microsoft.com/office/drawing/2016/5/9/chartex" xmlns:cx4="http://schemas.microsoft.com/office/drawing/2016/5/10/chartex" xmlns:cx5="http://schemas.microsoft.com/office/drawing/2016/5/11/chartex" xmlns:cx6="http://schemas.microsoft.com/office/drawing/2016/5/12/chartex" xmlns:cx7="http://schemas.microsoft.com/office/drawing/2016/5/13/chartex" xmlns:cx8="http://schemas.microsoft.com/office/drawing/2016/5/14/chartex" xmlns:mc="http://schemas.openxmlformats.org/markup-compatibility/2006" xmlns:aink="http://schemas.microsoft.com/office/drawing/2016/ink" xmlns:am3d="http://schemas.microsoft.com/office/drawing/2017/model3d" xmlns:o="urn:schemas-microsoft-com:office:office" xmlns:oel="http://schemas.microsoft.com/office/2019/extlst" xmlns:r="http://schemas.openxmlformats.org/officeDocument/2006/relationships" xmlns:m="http://schemas.openxmlformats.org/officeDocument/2006/math" xmlns:v="urn:schemas-microsoft-com:vml" xmlns:wp14="http://schemas.microsoft.com/office/word/2010/wordprocessingDrawing" xmlns:wp="http://schemas.openxmlformats.org/drawingml/2006/wordprocessingDrawing" xmlns:w10="urn:schemas-microsoft-com:office:word" xmlns:w="http://schemas.openxmlformats.org/wordprocessingml/2006/main" xmlns:w14="http://schemas.microsoft.com/office/word/2010/wordml" xmlns:w15="http://schemas.microsoft.com/office/word/2012/wordml" xmlns:w16cex="http://schemas.microsoft.com/office/word/2018/wordml/cex" xmlns:w16cid="http://schemas.microsoft.com/office/word/2016/wordml/cid" xmlns:w16="http://schemas.microsoft.com/office/word/2018/wordml" xmlns:w16du="http://schemas.microsoft.com/office/word/2023/wordml/word16du" xmlns:w16sdtdh="http://schemas.microsoft.com/office/word/2020/wordml/sdtdatahash" xmlns:w16se="http://schemas.microsoft.com/office/word/2015/wordml/symex" xmlns:wpg="http://schemas.microsoft.com/office/word/2010/wordprocessingGroup" xmlns:wpi="http://schemas.microsoft.com/office/word/2010/wordprocessingInk" xmlns:wne="http://schemas.microsoft.com/office/word/2006/wordml" xmlns:wps="http://schemas.microsoft.com/office/word/2010/wordprocessingShape" mc:Ignorable="w14 w15 w16se w16cid w16 w16cex w16sdtdh w16du wp14">
+  <w:abstractNum w:abstractNumId="0" w15:restartNumberingAfterBreak="0">
+    <w:nsid w:val="0D6E7737"/>
+    <w:multiLevelType w:val="multilevel"/>
+    <w:tmpl w:val="A1CEF486"/>
+    <w:lvl w:ilvl="0">
+      <w:start w:val="1"/>
+      <w:numFmt w:val="decimal"/>
+      <w:lvlText w:val="%1."/>
+      <w:lvlJc w:val="left"/>
+      <w:pPr>
+        <w:tabs>
+          <w:tab w:val="num" w:pos="720"/>
+        </w:tabs>
+        <w:ind w:left="720" w:hanging="360"/>
+      </w:pPr>
+    </w:lvl>
+    <w:lvl w:ilvl="1" w:tentative="1">
+      <w:start w:val="1"/>
+      <w:numFmt w:val="decimal"/>
+      <w:lvlText w:val="%2."/>
+      <w:lvlJc w:val="left"/>
+      <w:pPr>
+        <w:tabs>
+          <w:tab w:val="num" w:pos="1440"/>
+        </w:tabs>
+        <w:ind w:left="1440" w:hanging="360"/>
+      </w:pPr>
+    </w:lvl>
+    <w:lvl w:ilvl="2" w:tentative="1">
+      <w:start w:val="1"/>
+      <w:numFmt w:val="decimal"/>
+      <w:lvlText w:val="%3."/>
+      <w:lvlJc w:val="left"/>
+      <w:pPr>
+        <w:tabs>
+          <w:tab w:val="num" w:pos="2160"/>
+        </w:tabs>
+        <w:ind w:left="2160" w:hanging="360"/>
+      </w:pPr>
+    </w:lvl>
+    <w:lvl w:ilvl="3" w:tentative="1">
+      <w:start w:val="1"/>
+      <w:numFmt w:val="decimal"/>
+      <w:lvlText w:val="%4."/>
+      <w:lvlJc w:val="left"/>
+      <w:pPr>
+        <w:tabs>
+          <w:tab w:val="num" w:pos="2880"/>
+        </w:tabs>
+        <w:ind w:left="2880" w:hanging="360"/>
+      </w:pPr>
+    </w:lvl>
+    <w:lvl w:ilvl="4" w:tentative="1">
+      <w:start w:val="1"/>
+      <w:numFmt w:val="decimal"/>
+      <w:lvlText w:val="%5."/>
+      <w:lvlJc w:val="left"/>
+      <w:pPr>
+        <w:tabs>
+          <w:tab w:val="num" w:pos="3600"/>
+        </w:tabs>
+        <w:ind w:left="3600" w:hanging="360"/>
+      </w:pPr>
+    </w:lvl>
+    <w:lvl w:ilvl="5" w:tentative="1">
+      <w:start w:val="1"/>
+      <w:numFmt w:val="decimal"/>
+      <w:lvlText w:val="%6."/>
+      <w:lvlJc w:val="left"/>
+      <w:pPr>
+        <w:tabs>
+          <w:tab w:val="num" w:pos="4320"/>
+        </w:tabs>
+        <w:ind w:left="4320" w:hanging="360"/>
+      </w:pPr>
+    </w:lvl>
+    <w:lvl w:ilvl="6" w:tentative="1">
+      <w:start w:val="1"/>
+      <w:numFmt w:val="decimal"/>
+      <w:lvlText w:val="%7."/>
+      <w:lvlJc w:val="left"/>
+      <w:pPr>
+        <w:tabs>
+          <w:tab w:val="num" w:pos="5040"/>
+        </w:tabs>
+        <w:ind w:left="5040" w:hanging="360"/>
+      </w:pPr>
+    </w:lvl>
+    <w:lvl w:ilvl="7" w:tentative="1">
+      <w:start w:val="1"/>
+      <w:numFmt w:val="decimal"/>
+      <w:lvlText w:val="%8."/>
+      <w:lvlJc w:val="left"/>
+      <w:pPr>
+        <w:tabs>
+          <w:tab w:val="num" w:pos="5760"/>
+        </w:tabs>
+        <w:ind w:left="5760" w:hanging="360"/>
+      </w:pPr>
+    </w:lvl>
+    <w:lvl w:ilvl="8" w:tentative="1">
+      <w:start w:val="1"/>
+      <w:numFmt w:val="decimal"/>
+      <w:lvlText w:val="%9."/>
+      <w:lvlJc w:val="left"/>
+      <w:pPr>
+        <w:tabs>
+          <w:tab w:val="num" w:pos="6480"/>
+        </w:tabs>
+        <w:ind w:left="6480" w:hanging="360"/>
+      </w:pPr>
+    </w:lvl>
+  </w:abstractNum>
+  <w:abstractNum w:abstractNumId="1" w15:restartNumberingAfterBreak="0">
+    <w:nsid w:val="657575D0"/>
+    <w:multiLevelType w:val="multilevel"/>
+    <w:tmpl w:val="220207EE"/>
+    <w:lvl w:ilvl="0">
+      <w:start w:val="1"/>
+      <w:numFmt w:val="bullet"/>
+      <w:lvlText w:val=""/>
+      <w:lvlJc w:val="left"/>
+      <w:pPr>
+        <w:tabs>
+          <w:tab w:val="num" w:pos="720"/>
+        </w:tabs>
+        <w:ind w:left="720" w:hanging="360"/>
+      </w:pPr>
+      <w:rPr>
+        <w:rFonts w:ascii="Symbol" w:hAnsi="Symbol" w:hint="default"/>
+        <w:sz w:val="20"/>
+      </w:rPr>
+    </w:lvl>
+    <w:lvl w:ilvl="1" w:tentative="1">
+      <w:start w:val="1"/>
+      <w:numFmt w:val="bullet"/>
+      <w:lvlText w:val="o"/>
+      <w:lvlJc w:val="left"/>
+      <w:pPr>
+        <w:tabs>
+          <w:tab w:val="num" w:pos="1440"/>
+        </w:tabs>
+        <w:ind w:left="1440" w:hanging="360"/>
+      </w:pPr>
+      <w:rPr>
+        <w:rFonts w:ascii="Courier New" w:hAnsi="Courier New" w:hint="default"/>
+        <w:sz w:val="20"/>
+      </w:rPr>
+    </w:lvl>
+    <w:lvl w:ilvl="2" w:tentative="1">
+      <w:start w:val="1"/>
+      <w:numFmt w:val="bullet"/>
+      <w:lvlText w:val=""/>
+      <w:lvlJc w:val="left"/>
+      <w:pPr>
+        <w:tabs>
+          <w:tab w:val="num" w:pos="2160"/>
+        </w:tabs>
+        <w:ind w:left="2160" w:hanging="360"/>
+      </w:pPr>
+      <w:rPr>
+        <w:rFonts w:ascii="Wingdings" w:hAnsi="Wingdings" w:hint="default"/>
+        <w:sz w:val="20"/>
+      </w:rPr>
+    </w:lvl>
+    <w:lvl w:ilvl="3" w:tentative="1">
+      <w:start w:val="1"/>
+      <w:numFmt w:val="bullet"/>
+      <w:lvlText w:val=""/>
+      <w:lvlJc w:val="left"/>
+      <w:pPr>
+        <w:tabs>
+          <w:tab w:val="num" w:pos="2880"/>
+        </w:tabs>
+        <w:ind w:left="2880" w:hanging="360"/>
+      </w:pPr>
+      <w:rPr>
+        <w:rFonts w:ascii="Wingdings" w:hAnsi="Wingdings" w:hint="default"/>
+        <w:sz w:val="20"/>
+      </w:rPr>
+    </w:lvl>
+    <w:lvl w:ilvl="4" w:tentative="1">
+      <w:start w:val="1"/>
+      <w:numFmt w:val="bullet"/>
+      <w:lvlText w:val=""/>
+      <w:lvlJc w:val="left"/>
+      <w:pPr>
+        <w:tabs>
+          <w:tab w:val="num" w:pos="3600"/>
+        </w:tabs>
+        <w:ind w:left="3600" w:hanging="360"/>
+      </w:pPr>
+      <w:rPr>
+        <w:rFonts w:ascii="Wingdings" w:hAnsi="Wingdings" w:hint="default"/>
+        <w:sz w:val="20"/>
+      </w:rPr>
+    </w:lvl>
+    <w:lvl w:ilvl="5" w:tentative="1">
+      <w:start w:val="1"/>
+      <w:numFmt w:val="bullet"/>
+      <w:lvlText w:val=""/>
+      <w:lvlJc w:val="left"/>
+      <w:pPr>
+        <w:tabs>
+          <w:tab w:val="num" w:pos="4320"/>
+        </w:tabs>
+        <w:ind w:left="4320" w:hanging="360"/>
+      </w:pPr>
+      <w:rPr>
+        <w:rFonts w:ascii="Wingdings" w:hAnsi="Wingdings" w:hint="default"/>
+        <w:sz w:val="20"/>
+      </w:rPr>
+    </w:lvl>
+    <w:lvl w:ilvl="6" w:tentative="1">
+      <w:start w:val="1"/>
+      <w:numFmt w:val="bullet"/>
+      <w:lvlText w:val=""/>
+      <w:lvlJc w:val="left"/>
+      <w:pPr>
+        <w:tabs>
+          <w:tab w:val="num" w:pos="5040"/>
+        </w:tabs>
+        <w:ind w:left="5040" w:hanging="360"/>
+      </w:pPr>
+      <w:rPr>
+        <w:rFonts w:ascii="Wingdings" w:hAnsi="Wingdings" w:hint="default"/>
+        <w:sz w:val="20"/>
+      </w:rPr>
+    </w:lvl>
+    <w:lvl w:ilvl="7" w:tentative="1">
+      <w:start w:val="1"/>
+      <w:numFmt w:val="bullet"/>
+      <w:lvlText w:val=""/>
+      <w:lvlJc w:val="left"/>
+      <w:pPr>
+        <w:tabs>
+          <w:tab w:val="num" w:pos="5760"/>
+        </w:tabs>
+        <w:ind w:left="5760" w:hanging="360"/>
+      </w:pPr>
+      <w:rPr>
+        <w:rFonts w:ascii="Wingdings" w:hAnsi="Wingdings" w:hint="default"/>
+        <w:sz w:val="20"/>
+      </w:rPr>
+    </w:lvl>
+    <w:lvl w:ilvl="8" w:tentative="1">
+      <w:start w:val="1"/>
+      <w:numFmt w:val="bullet"/>
+      <w:lvlText w:val=""/>
+      <w:lvlJc w:val="left"/>
+      <w:pPr>
+        <w:tabs>
+          <w:tab w:val="num" w:pos="6480"/>
+        </w:tabs>
+        <w:ind w:left="6480" w:hanging="360"/>
+      </w:pPr>
+      <w:rPr>
+        <w:rFonts w:ascii="Wingdings" w:hAnsi="Wingdings" w:hint="default"/>
+        <w:sz w:val="20"/>
+      </w:rPr>
+    </w:lvl>
+  </w:abstractNum>
+  <w:num w:numId="1" w16cid:durableId="994648783">
+    <w:abstractNumId w:val="1"/>
+  </w:num>
+  <w:num w:numId="2" w16cid:durableId="715085346">
+    <w:abstractNumId w:val="0"/>
+  </w:num>
+</w:numbering>
 </file>
 
 <file path=word/styles.xml><?xml version="1.0" encoding="utf-8"?>
